--- a/Document/交付文件/測試計畫書.docx
+++ b/Document/交付文件/測試計畫書.docx
@@ -1,6 +1,6 @@
 
 <file path=word/document.xml><?xml version="1.0" encoding="utf-8"?>
-<w:document xmlns:w="http://schemas.openxmlformats.org/wordprocessingml/2006/main">
+<w:document xmlns:w="http://schemas.openxmlformats.org/wordprocessingml/2006/main" xmlns:r="http://schemas.openxmlformats.org/officeDocument/2006/relationships" xmlns:wp="http://schemas.openxmlformats.org/drawingml/2006/wordprocessingDrawing" xmlns:a="http://schemas.openxmlformats.org/drawingml/2006/main" xmlns:pic="http://schemas.openxmlformats.org/drawingml/2006/picture">
   <w:body>
     <w:p>
       <w:pPr>
@@ -54,19 +54,6 @@
           <w:sz w:val="26"/>
           <w:szCs w:val="26"/>
         </w:rPr>
-        <w:t xml:space="preserve">文件代號：KMSH-NWB-TP-001（暫編，俟工作計畫會議核定）</w:t>
-      </w:r>
-    </w:p>
-    <w:p>
-      <w:pPr>
-        <w:jc w:val="center"/>
-        <w:spacing w:before="60" w:after="60"/>
-      </w:pPr>
-      <w:r>
-        <w:rPr>
-          <w:sz w:val="26"/>
-          <w:szCs w:val="26"/>
-        </w:rPr>
         <w:t xml:space="preserve">版　　本：V1.0</w:t>
       </w:r>
     </w:p>
@@ -227,7 +214,7 @@
         <w:t xml:space="preserve">共通與後台管理</w:t>
       </w:r>
       <w:r>
-        <w:t xml:space="preserve">：值班醫師排程、引用值班醫師顯示、頁首與檢視設定、帳號與權限管理。</w:t>
+        <w:t xml:space="preserve">：值班醫師排程、顯示值班醫師、頁首與檢視設定、帳號與權限管理。</w:t>
       </w:r>
     </w:p>
     <w:p>
@@ -1667,7 +1654,7 @@
               <w:spacing w:after="0"/>
             </w:pPr>
             <w:r>
-              <w:t xml:space="preserve">三班護理人員（含床位、緊急應變編組、點班）、專師、住院醫師正確</w:t>
+              <w:t xml:space="preserve">三班護理師（含床位、緊急應變編組、點班）、專師、住院醫師正確</w:t>
             </w:r>
           </w:p>
         </w:tc>
